--- a/atelier/atelier_107.docx
+++ b/atelier/atelier_107.docx
@@ -441,7 +441,7 @@
           </w:tcPr>
           <w:p>
             <w:r>
-              <w:t xml:space="preserve">Premier flag posé (#106), capsule #105 lue</w:t>
+              <w:t xml:space="preserve">Premier flag posé, capsule lue</w:t>
             </w:r>
           </w:p>
         </w:tc>
@@ -520,7 +520,7 @@
         <w:spacing w:after="80"/>
       </w:pPr>
       <w:r>
-        <w:t xml:space="preserve">L’outil débloque les usages avancés : un vrai outil permet le rollout progressif (par pourcentage) et le targeting (par utilisateur, environnement) — impossibles proprement avec des variables d’env. Adopter l’outil, c’est ouvrir la porte au #110.</w:t>
+        <w:t xml:space="preserve">L’outil débloque les usages avancés : un vrai outil permet le rollout progressif (par pourcentage) et le targeting (par utilisateur, environnement) — impossibles proprement avec des variables d’env. Adopter l’outil, c’est ouvrir la porte au le targeting : activer par utilisateur, pourcentage, environnement.</w:t>
       </w:r>
     </w:p>
     <w:p>
@@ -567,7 +567,7 @@
         <w:spacing w:after="80"/>
       </w:pPr>
       <w:r>
-        <w:t xml:space="preserve">Mettre en place et reposer le premier flag dans l’outil : concrètement, brancher l’outil et y recréer le flag du #106, pour valider que changer son état ne demande plus de redéploiement. La preuve par l’usage.</w:t>
+        <w:t xml:space="preserve">Mettre en place et reposer le premier flag dans l’outil : concrètement, brancher l’outil et y recréer le flag du notre premier feature flag, pour valider que changer son état ne demande plus de redéploiement. La preuve par l’usage.</w:t>
       </w:r>
     </w:p>
     <w:p>
@@ -655,7 +655,7 @@
         <w:spacing w:after="80"/>
       </w:pPr>
       <w:r>
-        <w:t xml:space="preserve">Zone « Flag recréé » — le flag du #106 dans l’outil, changé sans redéploiement.</w:t>
+        <w:t xml:space="preserve">Zone « Flag recréé » — le flag du notre premier feature flag dans l’outil, changé sans redéploiement.</w:t>
       </w:r>
     </w:p>
     <w:p>
@@ -756,7 +756,7 @@
         <w:t xml:space="preserve">(12 min) Mettre en place et recréer le flag</w:t>
       </w:r>
       <w:r>
-        <w:t xml:space="preserve"> — brancher l’outil, y recréer le flag du #106, vérifier le changement sans redéploiement.</w:t>
+        <w:t xml:space="preserve"> — brancher l’outil, y recréer le flag du notre premier feature flag, vérifier le changement sans redéploiement.</w:t>
       </w:r>
     </w:p>
     <w:p>
@@ -872,7 +872,7 @@
         <w:spacing w:after="120"/>
       </w:pPr>
       <w:r>
-        <w:t xml:space="preserve">L’outil en place, la suite : #108 (inventorier les variables d’env qui servaient de flags et les migrer vers l’outil), #109 (systématiser l’usage), #110 (targeting, débloqué par l’outil). L’outil adopté ici est le socle de tout le reste de P01 — et la vue d’ensemble qu’il donne sera essentielle pour P02 (nettoyage des flags).</w:t>
+        <w:t xml:space="preserve">L’outil en place, la suite : (inventorier les variables d’env qui servaient de flags et les migrer vers l’outil), (systématiser l’usage), (targeting, débloqué par l’outil). L’outil adopté ici est le socle de tout le reste de P01 — et la vue d’ensemble qu’il donne sera essentielle pour P02 (nettoyage des flags).</w:t>
       </w:r>
     </w:p>
     <w:p>
